--- a/信息可视化/Output/教案/教案_第6周_空间流动与事件叙事.docx
+++ b/信息可视化/Output/教案/教案_第6周_空间流动与事件叙事.docx
@@ -299,29 +299,6 @@
                 <w:kern w:val="0"/>
                 <w:sz w:val="24"/>
               </w:rPr>
-              <w:t xml:space="preserve">24数字媒体艺术影视班：第 6 周，周五1-5节</w:t>
-            </w:r>
-          </w:p>
-          <w:p>
-            <w:pPr>
-              <w:widowControl/>
-              <w:spacing w:before="40" w:after="40" w:line="400" w:lineRule="exact"/>
-              <w:ind w:left="57" w:firstLineChars="100" w:firstLine="240"/>
-              <w:jc w:val="center"/>
-              <w:rPr>
-                <w:rFonts w:ascii="FangSong_GB2312" w:eastAsia="FangSong_GB2312" w:hAnsi="FangSong_GB2312" w:cs="FangSong_GB2312"/>
-                <w:color w:val="333333"/>
-                <w:kern w:val="0"/>
-                <w:sz w:val="24"/>
-              </w:rPr>
-            </w:pPr>
-            <w:r>
-              <w:rPr>
-                <w:rFonts w:ascii="FangSong_GB2312" w:eastAsia="FangSong_GB2312" w:hAnsi="FangSong_GB2312" w:cs="FangSong_GB2312" w:hint="eastAsia"/>
-                <w:color w:val="333333"/>
-                <w:kern w:val="0"/>
-                <w:sz w:val="24"/>
-              </w:rPr>
               <w:t xml:space="preserve">24数字媒体艺术游戏班：第 15 周，周五2-5节</w:t>
             </w:r>
           </w:p>
@@ -917,7 +894,7 @@
                 <w:kern w:val="0"/>
                 <w:sz w:val="24"/>
               </w:rPr>
-              <w:t xml:space="preserve">必读书目：</w:t>
+              <w:t xml:space="preserve">课前指定阅读教材与章节：</w:t>
             </w:r>
           </w:p>
           <w:p>
@@ -941,7 +918,31 @@
                 <w:kern w:val="0"/>
                 <w:sz w:val="24"/>
               </w:rPr>
-              <w:t xml:space="preserve">郝亚维, 张博文：信息可视化设计[M]. 电子工业出版社, 2023.</w:t>
+              <w:t xml:space="preserve">《信息可视化设计》第五章 信息可视化设计课堂作业的实现与完成</w:t>
+            </w:r>
+          </w:p>
+          <w:p>
+            <w:pPr>
+              <w:widowControl/>
+              <w:spacing w:before="40" w:after="40" w:line="400" w:lineRule="exact"/>
+              <w:ind w:leftChars="50" w:left="105" w:rightChars="50" w:right="105" w:firstLineChars="200" w:firstLine="480"/>
+              <w:rPr>
+                <w:rFonts w:ascii="FangSong" w:eastAsia="FangSong" w:hAnsi="FangSong" w:cs="FangSong_GB2312"/>
+                <w:bCs/>
+                <w:color w:val="333333"/>
+                <w:kern w:val="0"/>
+                <w:sz w:val="24"/>
+              </w:rPr>
+            </w:pPr>
+            <w:r>
+              <w:rPr>
+                <w:rFonts w:ascii="FangSong" w:eastAsia="FangSong" w:hAnsi="FangSong" w:cs="FangSong_GB2312" w:hint="eastAsia"/>
+                <w:bCs/>
+                <w:color w:val="333333"/>
+                <w:kern w:val="0"/>
+                <w:sz w:val="24"/>
+              </w:rPr>
+              <w:t xml:space="preserve">Munzner Ch11 操控视图</w:t>
             </w:r>
           </w:p>
         </w:tc>

--- a/信息可视化/Output/教案/教案_第6周_空间流动与事件叙事.docx
+++ b/信息可视化/Output/教案/教案_第6周_空间流动与事件叙事.docx
@@ -36,8 +36,8 @@
       </w:tblPr>
       <w:tblGrid>
         <w:gridCol w:w="1246"/>
-        <w:gridCol w:w="3894"/>
-        <w:gridCol w:w="3810"/>
+        <w:gridCol w:w="1740"/>
+        <w:gridCol w:w="5964"/>
       </w:tblGrid>
       <w:tr>
         <w:trPr>
@@ -66,15 +66,15 @@
               <w:jc w:val="center"/>
               <w:rPr>
                 <w:rFonts w:ascii="FangSong_GB2312" w:eastAsia="FangSong_GB2312" w:hAnsi="FangSong_GB2312" w:cs="FangSong_GB2312"/>
-                <w:color w:val="333333"/>
-                <w:kern w:val="0"/>
-                <w:sz w:val="24"/>
-              </w:rPr>
-            </w:pPr>
-            <w:r>
-              <w:rPr>
-                <w:rFonts w:ascii="FangSong_GB2312" w:eastAsia="FangSong_GB2312" w:hAnsi="FangSong_GB2312" w:cs="FangSong_GB2312" w:hint="eastAsia"/>
-                <w:color w:val="FF0000"/>
+                <w:color w:val="000000"/>
+                <w:kern w:val="0"/>
+                <w:sz w:val="24"/>
+              </w:rPr>
+            </w:pPr>
+            <w:r>
+              <w:rPr>
+                <w:rFonts w:ascii="FangSong_GB2312" w:eastAsia="FangSong_GB2312" w:hAnsi="FangSong_GB2312" w:cs="FangSong_GB2312" w:hint="eastAsia"/>
+                <w:color w:val="000000"/>
                 <w:kern w:val="0"/>
                 <w:sz w:val="24"/>
               </w:rPr>
@@ -106,15 +106,15 @@
               <w:jc w:val="center"/>
               <w:rPr>
                 <w:rFonts w:ascii="FangSong_GB2312" w:eastAsia="FangSong_GB2312" w:hAnsi="FangSong_GB2312" w:cs="FangSong_GB2312"/>
-                <w:color w:val="333333"/>
-                <w:kern w:val="0"/>
-                <w:sz w:val="24"/>
-              </w:rPr>
-            </w:pPr>
-            <w:r>
-              <w:rPr>
-                <w:rFonts w:ascii="FangSong_GB2312" w:eastAsia="FangSong_GB2312" w:hAnsi="FangSong_GB2312" w:cs="FangSong_GB2312" w:hint="eastAsia"/>
-                <w:color w:val="FF0000"/>
+                <w:color w:val="000000"/>
+                <w:kern w:val="0"/>
+                <w:sz w:val="24"/>
+              </w:rPr>
+            </w:pPr>
+            <w:r>
+              <w:rPr>
+                <w:rFonts w:ascii="FangSong_GB2312" w:eastAsia="FangSong_GB2312" w:hAnsi="FangSong_GB2312" w:cs="FangSong_GB2312" w:hint="eastAsia"/>
+                <w:color w:val="000000"/>
                 <w:kern w:val="0"/>
                 <w:sz w:val="24"/>
               </w:rPr>
@@ -150,15 +150,15 @@
               <w:jc w:val="center"/>
               <w:rPr>
                 <w:rFonts w:ascii="FangSong_GB2312" w:eastAsia="FangSong_GB2312" w:hAnsi="FangSong_GB2312" w:cs="FangSong_GB2312"/>
-                <w:color w:val="333333"/>
-                <w:kern w:val="0"/>
-                <w:sz w:val="24"/>
-              </w:rPr>
-            </w:pPr>
-            <w:r>
-              <w:rPr>
-                <w:rFonts w:ascii="FangSong_GB2312" w:eastAsia="FangSong_GB2312" w:hAnsi="FangSong_GB2312" w:cs="FangSong_GB2312" w:hint="eastAsia"/>
-                <w:color w:val="FF0000"/>
+                <w:color w:val="000000"/>
+                <w:kern w:val="0"/>
+                <w:sz w:val="24"/>
+              </w:rPr>
+            </w:pPr>
+            <w:r>
+              <w:rPr>
+                <w:rFonts w:ascii="FangSong_GB2312" w:eastAsia="FangSong_GB2312" w:hAnsi="FangSong_GB2312" w:cs="FangSong_GB2312" w:hint="eastAsia"/>
+                <w:color w:val="000000"/>
                 <w:kern w:val="0"/>
                 <w:sz w:val="24"/>
               </w:rPr>
@@ -190,15 +190,15 @@
               <w:jc w:val="center"/>
               <w:rPr>
                 <w:rFonts w:ascii="FangSong_GB2312" w:eastAsia="FangSong_GB2312" w:hAnsi="FangSong_GB2312" w:cs="FangSong_GB2312"/>
-                <w:color w:val="333333"/>
-                <w:kern w:val="0"/>
-                <w:sz w:val="24"/>
-              </w:rPr>
-            </w:pPr>
-            <w:r>
-              <w:rPr>
-                <w:rFonts w:ascii="FangSong_GB2312" w:eastAsia="FangSong_GB2312" w:hAnsi="FangSong_GB2312" w:cs="FangSong_GB2312" w:hint="eastAsia"/>
-                <w:color w:val="FF0000"/>
+                <w:color w:val="000000"/>
+                <w:kern w:val="0"/>
+                <w:sz w:val="24"/>
+              </w:rPr>
+            </w:pPr>
+            <w:r>
+              <w:rPr>
+                <w:rFonts w:ascii="FangSong_GB2312" w:eastAsia="FangSong_GB2312" w:hAnsi="FangSong_GB2312" w:cs="FangSong_GB2312" w:hint="eastAsia"/>
+                <w:color w:val="000000"/>
                 <w:kern w:val="0"/>
                 <w:sz w:val="24"/>
               </w:rPr>
@@ -1084,7 +1084,7 @@
         </w:tc>
         <w:tc>
           <w:tcPr>
-            <w:tcW w:w="3894" w:type="dxa"/>
+            <w:tcW w:w="1740" w:type="dxa"/>
             <w:tcBorders>
               <w:top w:val="single" w:sz="4" w:space="0" w:color="auto"/>
               <w:left w:val="single" w:sz="4" w:space="0" w:color="auto"/>
@@ -1119,7 +1119,7 @@
         </w:tc>
         <w:tc>
           <w:tcPr>
-            <w:tcW w:w="3810" w:type="dxa"/>
+            <w:tcW w:w="5964" w:type="dxa"/>
             <w:tcBorders>
               <w:top w:val="single" w:sz="4" w:space="0" w:color="auto"/>
               <w:left w:val="single" w:sz="4" w:space="0" w:color="auto"/>
@@ -1179,7 +1179,7 @@
         </w:tc>
         <w:tc>
           <w:tcPr>
-            <w:tcW w:w="3894" w:type="dxa"/>
+            <w:tcW w:w="1740" w:type="dxa"/>
             <w:tcBorders>
               <w:top w:val="single" w:sz="4" w:space="0" w:color="auto"/>
               <w:left w:val="single" w:sz="4" w:space="0" w:color="auto"/>
@@ -1214,7 +1214,7 @@
         </w:tc>
         <w:tc>
           <w:tcPr>
-            <w:tcW w:w="3810" w:type="dxa"/>
+            <w:tcW w:w="5964" w:type="dxa"/>
             <w:tcBorders>
               <w:top w:val="single" w:sz="4" w:space="0" w:color="auto"/>
               <w:left w:val="single" w:sz="4" w:space="0" w:color="auto"/>
@@ -1244,7 +1244,47 @@
                 <w:kern w:val="0"/>
                 <w:sz w:val="24"/>
               </w:rPr>
-              <w:t xml:space="preserve">【教学组织】回顾 W05 力导向与空间数据编码，引出交互在多维数据展示中的必要性</w:t>
+              <w:t xml:space="preserve">【教学组织】【上次课知识回顾】</w:t>
+            </w:r>
+          </w:p>
+          <w:p>
+            <w:pPr>
+              <w:widowControl/>
+              <w:spacing w:line="400" w:lineRule="exact"/>
+              <w:jc w:val="left"/>
+              <w:rPr>
+                <w:rFonts w:ascii="FangSong_GB2312" w:eastAsia="FangSong_GB2312" w:hAnsi="FangSong_GB2312" w:cs="FangSong_GB2312"/>
+                <w:kern w:val="0"/>
+                <w:sz w:val="24"/>
+              </w:rPr>
+            </w:pPr>
+            <w:r>
+              <w:rPr>
+                <w:rFonts w:ascii="FangSong_GB2312" w:eastAsia="FangSong_GB2312" w:hAnsi="FangSong_GB2312" w:cs="FangSong_GB2312" w:hint="eastAsia"/>
+                <w:kern w:val="0"/>
+                <w:sz w:val="24"/>
+              </w:rPr>
+              <w:t xml:space="preserve">1. 回顾 W05 力导向与空间数据编码，引出交互在多维数据展示中的必要性</w:t>
+            </w:r>
+          </w:p>
+          <w:p>
+            <w:pPr>
+              <w:widowControl/>
+              <w:spacing w:line="400" w:lineRule="exact"/>
+              <w:jc w:val="left"/>
+              <w:rPr>
+                <w:rFonts w:ascii="FangSong_GB2312" w:eastAsia="FangSong_GB2312" w:hAnsi="FangSong_GB2312" w:cs="FangSong_GB2312"/>
+                <w:kern w:val="0"/>
+                <w:sz w:val="24"/>
+              </w:rPr>
+            </w:pPr>
+            <w:r>
+              <w:rPr>
+                <w:rFonts w:ascii="FangSong_GB2312" w:eastAsia="FangSong_GB2312" w:hAnsi="FangSong_GB2312" w:cs="FangSong_GB2312" w:hint="eastAsia"/>
+                <w:kern w:val="0"/>
+                <w:sz w:val="24"/>
+              </w:rPr>
+              <w:t xml:space="preserve">2. 检查学生对前置知识的掌握情况，建立新旧知识的逻辑桥梁。</w:t>
             </w:r>
           </w:p>
           <w:p>
@@ -1335,7 +1375,7 @@
         </w:tc>
         <w:tc>
           <w:tcPr>
-            <w:tcW w:w="3894" w:type="dxa"/>
+            <w:tcW w:w="1740" w:type="dxa"/>
             <w:tcBorders>
               <w:top w:val="single" w:sz="4" w:space="0" w:color="auto"/>
               <w:left w:val="single" w:sz="4" w:space="0" w:color="auto"/>
@@ -1371,7 +1411,7 @@
         </w:tc>
         <w:tc>
           <w:tcPr>
-            <w:tcW w:w="3810" w:type="dxa"/>
+            <w:tcW w:w="5964" w:type="dxa"/>
             <w:tcBorders>
               <w:top w:val="single" w:sz="4" w:space="0" w:color="auto"/>
               <w:left w:val="single" w:sz="4" w:space="0" w:color="auto"/>
@@ -1401,7 +1441,67 @@
                 <w:kern w:val="0"/>
                 <w:sz w:val="24"/>
               </w:rPr>
-              <w:t xml:space="preserve">【教学组织】展示交互失败案例——被交互逼疯的瞬间，引出认知负荷理论</w:t>
+              <w:t xml:space="preserve">【教学组织】【课程情境导入】</w:t>
+            </w:r>
+          </w:p>
+          <w:p>
+            <w:pPr>
+              <w:widowControl/>
+              <w:spacing w:line="400" w:lineRule="exact"/>
+              <w:jc w:val="left"/>
+              <w:rPr>
+                <w:rFonts w:ascii="FangSong_GB2312" w:eastAsia="FangSong_GB2312" w:hAnsi="FangSong_GB2312" w:cs="FangSong_GB2312"/>
+                <w:kern w:val="0"/>
+                <w:sz w:val="24"/>
+              </w:rPr>
+            </w:pPr>
+            <w:r>
+              <w:rPr>
+                <w:rFonts w:ascii="FangSong_GB2312" w:eastAsia="FangSong_GB2312" w:hAnsi="FangSong_GB2312" w:cs="FangSong_GB2312" w:hint="eastAsia"/>
+                <w:kern w:val="0"/>
+                <w:sz w:val="24"/>
+              </w:rPr>
+              <w:t xml:space="preserve">1. 展示交互失败案例——被交互逼疯的瞬间，引出认知负荷理论</w:t>
+            </w:r>
+          </w:p>
+          <w:p>
+            <w:pPr>
+              <w:widowControl/>
+              <w:spacing w:line="400" w:lineRule="exact"/>
+              <w:jc w:val="left"/>
+              <w:rPr>
+                <w:rFonts w:ascii="FangSong_GB2312" w:eastAsia="FangSong_GB2312" w:hAnsi="FangSong_GB2312" w:cs="FangSong_GB2312"/>
+                <w:kern w:val="0"/>
+                <w:sz w:val="24"/>
+              </w:rPr>
+            </w:pPr>
+            <w:r>
+              <w:rPr>
+                <w:rFonts w:ascii="FangSong_GB2312" w:eastAsia="FangSong_GB2312" w:hAnsi="FangSong_GB2312" w:cs="FangSong_GB2312" w:hint="eastAsia"/>
+                <w:kern w:val="0"/>
+                <w:sz w:val="24"/>
+              </w:rPr>
+              <w:t xml:space="preserve">2. 明确本节课核心聚焦点：以 GSAP/ScrollTrigger 为代表的现代滚动叙事架构</w:t>
+            </w:r>
+          </w:p>
+          <w:p>
+            <w:pPr>
+              <w:widowControl/>
+              <w:spacing w:line="400" w:lineRule="exact"/>
+              <w:jc w:val="left"/>
+              <w:rPr>
+                <w:rFonts w:ascii="FangSong_GB2312" w:eastAsia="FangSong_GB2312" w:hAnsi="FangSong_GB2312" w:cs="FangSong_GB2312"/>
+                <w:kern w:val="0"/>
+                <w:sz w:val="24"/>
+              </w:rPr>
+            </w:pPr>
+            <w:r>
+              <w:rPr>
+                <w:rFonts w:ascii="FangSong_GB2312" w:eastAsia="FangSong_GB2312" w:hAnsi="FangSong_GB2312" w:cs="FangSong_GB2312" w:hint="eastAsia"/>
+                <w:kern w:val="0"/>
+                <w:sz w:val="24"/>
+              </w:rPr>
+              <w:t xml:space="preserve">3. 激发学生学习动机与探索兴趣。</w:t>
             </w:r>
           </w:p>
           <w:p>
@@ -1492,7 +1592,7 @@
         </w:tc>
         <w:tc>
           <w:tcPr>
-            <w:tcW w:w="3894" w:type="dxa"/>
+            <w:tcW w:w="1740" w:type="dxa"/>
             <w:tcBorders>
               <w:top w:val="single" w:sz="4" w:space="0" w:color="auto"/>
               <w:left w:val="single" w:sz="4" w:space="0" w:color="auto"/>
@@ -1521,13 +1621,21 @@
                 <w:kern w:val="0"/>
                 <w:sz w:val="24"/>
               </w:rPr>
-              <w:t>新课讲授</w:t>
-            </w:r>
-          </w:p>
-        </w:tc>
-        <w:tc>
-          <w:tcPr>
-            <w:tcW w:w="3810" w:type="dxa"/>
+              <w:t>新课</w:t>
+            </w:r>
+            <w:r>
+              <w:rPr>
+                <w:rFonts w:ascii="FangSong_GB2312" w:eastAsia="FangSong_GB2312" w:hAnsi="FangSong_GB2312" w:cs="FangSong_GB2312" w:hint="eastAsia"/>
+                <w:kern w:val="0"/>
+                <w:sz w:val="24"/>
+              </w:rPr>
+              <w:t>演示</w:t>
+            </w:r>
+          </w:p>
+        </w:tc>
+        <w:tc>
+          <w:tcPr>
+            <w:tcW w:w="5964" w:type="dxa"/>
             <w:tcBorders>
               <w:top w:val="single" w:sz="4" w:space="0" w:color="auto"/>
               <w:left w:val="single" w:sz="4" w:space="0" w:color="auto"/>
@@ -1557,7 +1665,87 @@
                 <w:kern w:val="0"/>
                 <w:sz w:val="24"/>
               </w:rPr>
-              <w:t xml:space="preserve">【教学组织】Munzner Ch11 交互操作族（Change/Select/Navigate）、Scrollytelling 三层架构、动效分镜方法论</w:t>
+              <w:t xml:space="preserve">【教学组织】【核心理论与技能解析】</w:t>
+            </w:r>
+          </w:p>
+          <w:p>
+            <w:pPr>
+              <w:widowControl/>
+              <w:spacing w:line="400" w:lineRule="exact"/>
+              <w:jc w:val="left"/>
+              <w:rPr>
+                <w:rFonts w:ascii="FangSong_GB2312" w:eastAsia="FangSong_GB2312" w:hAnsi="FangSong_GB2312" w:cs="FangSong_GB2312"/>
+                <w:kern w:val="0"/>
+                <w:sz w:val="24"/>
+              </w:rPr>
+            </w:pPr>
+            <w:r>
+              <w:rPr>
+                <w:rFonts w:ascii="FangSong_GB2312" w:eastAsia="FangSong_GB2312" w:hAnsi="FangSong_GB2312" w:cs="FangSong_GB2312" w:hint="eastAsia"/>
+                <w:kern w:val="0"/>
+                <w:sz w:val="24"/>
+              </w:rPr>
+              <w:t xml:space="preserve">1. 授课主线：Munzner Ch11 交互操作族（Change/Select/Navigate）、Scrollytelling 三层架构、动效分镜方法论</w:t>
+            </w:r>
+          </w:p>
+          <w:p>
+            <w:pPr>
+              <w:widowControl/>
+              <w:spacing w:line="400" w:lineRule="exact"/>
+              <w:jc w:val="left"/>
+              <w:rPr>
+                <w:rFonts w:ascii="FangSong_GB2312" w:eastAsia="FangSong_GB2312" w:hAnsi="FangSong_GB2312" w:cs="FangSong_GB2312"/>
+                <w:kern w:val="0"/>
+                <w:sz w:val="24"/>
+              </w:rPr>
+            </w:pPr>
+            <w:r>
+              <w:rPr>
+                <w:rFonts w:ascii="FangSong_GB2312" w:eastAsia="FangSong_GB2312" w:hAnsi="FangSong_GB2312" w:cs="FangSong_GB2312" w:hint="eastAsia"/>
+                <w:kern w:val="0"/>
+                <w:sz w:val="24"/>
+              </w:rPr>
+              <w:t xml:space="preserve">2. 知识点拆解：6.1 滑动揭秘：以现代滚动叙事导演数据图景</w:t>
+            </w:r>
+          </w:p>
+          <w:p>
+            <w:pPr>
+              <w:widowControl/>
+              <w:spacing w:line="400" w:lineRule="exact"/>
+              <w:jc w:val="left"/>
+              <w:rPr>
+                <w:rFonts w:ascii="FangSong_GB2312" w:eastAsia="FangSong_GB2312" w:hAnsi="FangSong_GB2312" w:cs="FangSong_GB2312"/>
+                <w:kern w:val="0"/>
+                <w:sz w:val="24"/>
+              </w:rPr>
+            </w:pPr>
+            <w:r>
+              <w:rPr>
+                <w:rFonts w:ascii="FangSong_GB2312" w:eastAsia="FangSong_GB2312" w:hAnsi="FangSong_GB2312" w:cs="FangSong_GB2312" w:hint="eastAsia"/>
+                <w:kern w:val="0"/>
+                <w:sz w:val="24"/>
+              </w:rPr>
+              <w:t xml:space="preserve">3. 重难点突破：针对“如何设计合理的动效分镜表使读者滚动时自然感知数据故事的节奏变化”，采用案例剖析策略。</w:t>
+            </w:r>
+          </w:p>
+          <w:p>
+            <w:pPr>
+              <w:widowControl/>
+              <w:spacing w:line="400" w:lineRule="exact"/>
+              <w:jc w:val="left"/>
+              <w:rPr>
+                <w:rFonts w:ascii="FangSong_GB2312" w:eastAsia="FangSong_GB2312" w:hAnsi="FangSong_GB2312" w:cs="FangSong_GB2312"/>
+                <w:kern w:val="0"/>
+                <w:sz w:val="24"/>
+              </w:rPr>
+            </w:pPr>
+            <w:r>
+              <w:rPr>
+                <w:rFonts w:ascii="FangSong_GB2312" w:eastAsia="FangSong_GB2312" w:hAnsi="FangSong_GB2312" w:cs="FangSong_GB2312" w:hint="eastAsia"/>
+                <w:kern w:val="0"/>
+                <w:sz w:val="24"/>
+              </w:rPr>
+              <w:t xml:space="preserve">4. 支撑目标：学习 Munzner Ch11 提出的关键交互操作族（Change / Select / Navigate）</w:t>
             </w:r>
           </w:p>
           <w:p>
@@ -1677,7 +1865,7 @@
         </w:tc>
         <w:tc>
           <w:tcPr>
-            <w:tcW w:w="3894" w:type="dxa"/>
+            <w:tcW w:w="1740" w:type="dxa"/>
             <w:tcBorders>
               <w:top w:val="single" w:sz="4" w:space="0" w:color="auto"/>
               <w:left w:val="single" w:sz="4" w:space="0" w:color="auto"/>
@@ -1698,7 +1886,7 @@
                 <w:rFonts w:ascii="FangSong_GB2312" w:eastAsia="FangSong_GB2312" w:hAnsi="FangSong_GB2312" w:cs="FangSong_GB2312"/>
                 <w:b/>
                 <w:bCs/>
-                <w:color w:val="FF0000"/>
+                <w:color w:val="000000"/>
                 <w:kern w:val="0"/>
                 <w:sz w:val="24"/>
               </w:rPr>
@@ -1708,7 +1896,7 @@
                 <w:rFonts w:ascii="FangSong_GB2312" w:eastAsia="FangSong_GB2312" w:hAnsi="FangSong_GB2312" w:cs="FangSong_GB2312" w:hint="eastAsia"/>
                 <w:b/>
                 <w:bCs/>
-                <w:color w:val="FF0000"/>
+                <w:color w:val="000000"/>
                 <w:kern w:val="0"/>
                 <w:sz w:val="24"/>
               </w:rPr>
@@ -1718,7 +1906,7 @@
         </w:tc>
         <w:tc>
           <w:tcPr>
-            <w:tcW w:w="3810" w:type="dxa"/>
+            <w:tcW w:w="5964" w:type="dxa"/>
             <w:tcBorders>
               <w:top w:val="single" w:sz="4" w:space="0" w:color="auto"/>
               <w:left w:val="single" w:sz="4" w:space="0" w:color="auto"/>
@@ -1738,33 +1926,103 @@
               <w:jc w:val="left"/>
               <w:rPr>
                 <w:rFonts w:ascii="FangSong_GB2312" w:eastAsia="FangSong_GB2312" w:hAnsi="FangSong_GB2312" w:cs="FangSong_GB2312"/>
-                <w:kern w:val="0"/>
-                <w:sz w:val="24"/>
-              </w:rPr>
-            </w:pPr>
-            <w:r>
-              <w:rPr>
-                <w:rFonts w:ascii="FangSong_GB2312" w:eastAsia="FangSong_GB2312" w:hAnsi="FangSong_GB2312" w:cs="FangSong_GB2312" w:hint="eastAsia"/>
-                <w:kern w:val="0"/>
-                <w:sz w:val="24"/>
-              </w:rPr>
-              <w:t xml:space="preserve">【教学组织】动效分镜白板推演 + 全栈 Prompt 驱动 AI 搭建 Scrollytelling 页面</w:t>
-            </w:r>
-          </w:p>
-          <w:p>
-            <w:pPr>
-              <w:widowControl/>
-              <w:spacing w:line="400" w:lineRule="exact"/>
-              <w:jc w:val="left"/>
-              <w:rPr>
-                <w:rFonts w:ascii="FangSong_GB2312" w:eastAsia="FangSong_GB2312" w:hAnsi="FangSong_GB2312" w:cs="FangSong_GB2312"/>
-                <w:kern w:val="0"/>
-                <w:sz w:val="24"/>
-              </w:rPr>
-            </w:pPr>
-            <w:r>
-              <w:rPr>
-                <w:rFonts w:ascii="FangSong_GB2312" w:eastAsia="FangSong_GB2312" w:hAnsi="FangSong_GB2312" w:cs="FangSong_GB2312" w:hint="eastAsia"/>
+                <w:color w:val="000000"/>
+                <w:kern w:val="0"/>
+                <w:sz w:val="24"/>
+              </w:rPr>
+            </w:pPr>
+            <w:r>
+              <w:rPr>
+                <w:rFonts w:ascii="FangSong_GB2312" w:eastAsia="FangSong_GB2312" w:hAnsi="FangSong_GB2312" w:cs="FangSong_GB2312" w:hint="eastAsia"/>
+                <w:color w:val="000000"/>
+                <w:kern w:val="0"/>
+                <w:sz w:val="24"/>
+              </w:rPr>
+              <w:t xml:space="preserve">【教学组织】【课堂实践与操作训练】</w:t>
+            </w:r>
+          </w:p>
+          <w:p>
+            <w:pPr>
+              <w:widowControl/>
+              <w:spacing w:line="400" w:lineRule="exact"/>
+              <w:jc w:val="left"/>
+              <w:rPr>
+                <w:rFonts w:ascii="FangSong_GB2312" w:eastAsia="FangSong_GB2312" w:hAnsi="FangSong_GB2312" w:cs="FangSong_GB2312"/>
+                <w:color w:val="000000"/>
+                <w:kern w:val="0"/>
+                <w:sz w:val="24"/>
+              </w:rPr>
+            </w:pPr>
+            <w:r>
+              <w:rPr>
+                <w:rFonts w:ascii="FangSong_GB2312" w:eastAsia="FangSong_GB2312" w:hAnsi="FangSong_GB2312" w:cs="FangSong_GB2312" w:hint="eastAsia"/>
+                <w:color w:val="000000"/>
+                <w:kern w:val="0"/>
+                <w:sz w:val="24"/>
+              </w:rPr>
+              <w:t xml:space="preserve">1. 实践任务指导：动效分镜白板推演 + 全栈 Prompt 驱动 AI 搭建 Scrollytelling 页面</w:t>
+            </w:r>
+          </w:p>
+          <w:p>
+            <w:pPr>
+              <w:widowControl/>
+              <w:spacing w:line="400" w:lineRule="exact"/>
+              <w:jc w:val="left"/>
+              <w:rPr>
+                <w:rFonts w:ascii="FangSong_GB2312" w:eastAsia="FangSong_GB2312" w:hAnsi="FangSong_GB2312" w:cs="FangSong_GB2312"/>
+                <w:color w:val="000000"/>
+                <w:kern w:val="0"/>
+                <w:sz w:val="24"/>
+              </w:rPr>
+            </w:pPr>
+            <w:r>
+              <w:rPr>
+                <w:rFonts w:ascii="FangSong_GB2312" w:eastAsia="FangSong_GB2312" w:hAnsi="FangSong_GB2312" w:cs="FangSong_GB2312" w:hint="eastAsia"/>
+                <w:color w:val="000000"/>
+                <w:kern w:val="0"/>
+                <w:sz w:val="24"/>
+              </w:rPr>
+              <w:t xml:space="preserve">2. 核心任务目标：基于自选社会议题数据，完成一个 GSAP ScrollTrigger + ECharts/D3 的 Scrollytelling 单页面长卷，包含至少 4 个触发步骤。</w:t>
+            </w:r>
+          </w:p>
+          <w:p>
+            <w:pPr>
+              <w:widowControl/>
+              <w:spacing w:line="400" w:lineRule="exact"/>
+              <w:jc w:val="left"/>
+              <w:rPr>
+                <w:rFonts w:ascii="FangSong_GB2312" w:eastAsia="FangSong_GB2312" w:hAnsi="FangSong_GB2312" w:cs="FangSong_GB2312"/>
+                <w:color w:val="000000"/>
+                <w:kern w:val="0"/>
+                <w:sz w:val="24"/>
+              </w:rPr>
+            </w:pPr>
+            <w:r>
+              <w:rPr>
+                <w:rFonts w:ascii="FangSong_GB2312" w:eastAsia="FangSong_GB2312" w:hAnsi="FangSong_GB2312" w:cs="FangSong_GB2312" w:hint="eastAsia"/>
+                <w:color w:val="000000"/>
+                <w:kern w:val="0"/>
+                <w:sz w:val="24"/>
+              </w:rPr>
+              <w:t xml:space="preserve">3. 教师巡回指导，及时发现并纠正学生实践中的认知偏差。</w:t>
+            </w:r>
+          </w:p>
+          <w:p>
+            <w:pPr>
+              <w:widowControl/>
+              <w:spacing w:line="400" w:lineRule="exact"/>
+              <w:jc w:val="left"/>
+              <w:rPr>
+                <w:rFonts w:ascii="FangSong_GB2312" w:eastAsia="FangSong_GB2312" w:hAnsi="FangSong_GB2312" w:cs="FangSong_GB2312"/>
+                <w:color w:val="000000"/>
+                <w:kern w:val="0"/>
+                <w:sz w:val="24"/>
+              </w:rPr>
+            </w:pPr>
+            <w:r>
+              <w:rPr>
+                <w:rFonts w:ascii="FangSong_GB2312" w:eastAsia="FangSong_GB2312" w:hAnsi="FangSong_GB2312" w:cs="FangSong_GB2312" w:hint="eastAsia"/>
+                <w:color w:val="000000"/>
                 <w:kern w:val="0"/>
                 <w:sz w:val="24"/>
               </w:rPr>
@@ -1778,13 +2036,15 @@
               <w:jc w:val="left"/>
               <w:rPr>
                 <w:rFonts w:ascii="FangSong_GB2312" w:eastAsia="FangSong_GB2312" w:hAnsi="FangSong_GB2312" w:cs="FangSong_GB2312"/>
-                <w:kern w:val="0"/>
-                <w:sz w:val="24"/>
-              </w:rPr>
-            </w:pPr>
-            <w:r>
-              <w:rPr>
-                <w:rFonts w:ascii="FangSong_GB2312" w:eastAsia="FangSong_GB2312" w:hAnsi="FangSong_GB2312" w:cs="FangSong_GB2312" w:hint="eastAsia"/>
+                <w:color w:val="000000"/>
+                <w:kern w:val="0"/>
+                <w:sz w:val="24"/>
+              </w:rPr>
+            </w:pPr>
+            <w:r>
+              <w:rPr>
+                <w:rFonts w:ascii="FangSong_GB2312" w:eastAsia="FangSong_GB2312" w:hAnsi="FangSong_GB2312" w:cs="FangSong_GB2312" w:hint="eastAsia"/>
+                <w:color w:val="000000"/>
                 <w:kern w:val="0"/>
                 <w:sz w:val="24"/>
               </w:rPr>
@@ -1798,13 +2058,15 @@
               <w:jc w:val="left"/>
               <w:rPr>
                 <w:rFonts w:ascii="FangSong_GB2312" w:eastAsia="FangSong_GB2312" w:hAnsi="FangSong_GB2312" w:cs="FangSong_GB2312"/>
-                <w:kern w:val="0"/>
-                <w:sz w:val="24"/>
-              </w:rPr>
-            </w:pPr>
-            <w:r>
-              <w:rPr>
-                <w:rFonts w:ascii="FangSong_GB2312" w:eastAsia="FangSong_GB2312" w:hAnsi="FangSong_GB2312" w:cs="FangSong_GB2312" w:hint="eastAsia"/>
+                <w:color w:val="000000"/>
+                <w:kern w:val="0"/>
+                <w:sz w:val="24"/>
+              </w:rPr>
+            </w:pPr>
+            <w:r>
+              <w:rPr>
+                <w:rFonts w:ascii="FangSong_GB2312" w:eastAsia="FangSong_GB2312" w:hAnsi="FangSong_GB2312" w:cs="FangSong_GB2312" w:hint="eastAsia"/>
+                <w:color w:val="000000"/>
                 <w:kern w:val="0"/>
                 <w:sz w:val="24"/>
               </w:rPr>
@@ -1847,7 +2109,7 @@
         </w:tc>
         <w:tc>
           <w:tcPr>
-            <w:tcW w:w="3894" w:type="dxa"/>
+            <w:tcW w:w="1740" w:type="dxa"/>
             <w:tcBorders>
               <w:top w:val="single" w:sz="4" w:space="0" w:color="auto"/>
               <w:left w:val="single" w:sz="4" w:space="0" w:color="auto"/>
@@ -1868,7 +2130,7 @@
                 <w:rFonts w:ascii="FangSong_GB2312" w:eastAsia="FangSong_GB2312" w:hAnsi="FangSong_GB2312" w:cs="FangSong_GB2312"/>
                 <w:b/>
                 <w:bCs/>
-                <w:color w:val="FF0000"/>
+                <w:color w:val="000000"/>
                 <w:kern w:val="0"/>
                 <w:sz w:val="24"/>
               </w:rPr>
@@ -1878,7 +2140,7 @@
                 <w:rFonts w:ascii="FangSong_GB2312" w:eastAsia="FangSong_GB2312" w:hAnsi="FangSong_GB2312" w:cs="FangSong_GB2312" w:hint="eastAsia"/>
                 <w:b/>
                 <w:bCs/>
-                <w:color w:val="FF0000"/>
+                <w:color w:val="000000"/>
                 <w:kern w:val="0"/>
                 <w:sz w:val="24"/>
               </w:rPr>
@@ -1888,7 +2150,7 @@
         </w:tc>
         <w:tc>
           <w:tcPr>
-            <w:tcW w:w="3810" w:type="dxa"/>
+            <w:tcW w:w="5964" w:type="dxa"/>
             <w:tcBorders>
               <w:top w:val="single" w:sz="4" w:space="0" w:color="auto"/>
               <w:left w:val="single" w:sz="4" w:space="0" w:color="auto"/>
@@ -1908,33 +2170,103 @@
               <w:jc w:val="left"/>
               <w:rPr>
                 <w:rFonts w:ascii="FangSong_GB2312" w:eastAsia="FangSong_GB2312" w:hAnsi="FangSong_GB2312" w:cs="FangSong_GB2312"/>
-                <w:kern w:val="0"/>
-                <w:sz w:val="24"/>
-              </w:rPr>
-            </w:pPr>
-            <w:r>
-              <w:rPr>
-                <w:rFonts w:ascii="FangSong_GB2312" w:eastAsia="FangSong_GB2312" w:hAnsi="FangSong_GB2312" w:cs="FangSong_GB2312" w:hint="eastAsia"/>
-                <w:kern w:val="0"/>
-                <w:sz w:val="24"/>
-              </w:rPr>
-              <w:t xml:space="preserve">【教学组织】总结导演式叙事节奏控制方法，预告项目整合</w:t>
-            </w:r>
-          </w:p>
-          <w:p>
-            <w:pPr>
-              <w:widowControl/>
-              <w:spacing w:line="400" w:lineRule="exact"/>
-              <w:jc w:val="left"/>
-              <w:rPr>
-                <w:rFonts w:ascii="FangSong_GB2312" w:eastAsia="FangSong_GB2312" w:hAnsi="FangSong_GB2312" w:cs="FangSong_GB2312"/>
-                <w:kern w:val="0"/>
-                <w:sz w:val="24"/>
-              </w:rPr>
-            </w:pPr>
-            <w:r>
-              <w:rPr>
-                <w:rFonts w:ascii="FangSong_GB2312" w:eastAsia="FangSong_GB2312" w:hAnsi="FangSong_GB2312" w:cs="FangSong_GB2312" w:hint="eastAsia"/>
+                <w:color w:val="000000"/>
+                <w:kern w:val="0"/>
+                <w:sz w:val="24"/>
+              </w:rPr>
+            </w:pPr>
+            <w:r>
+              <w:rPr>
+                <w:rFonts w:ascii="FangSong_GB2312" w:eastAsia="FangSong_GB2312" w:hAnsi="FangSong_GB2312" w:cs="FangSong_GB2312" w:hint="eastAsia"/>
+                <w:color w:val="000000"/>
+                <w:kern w:val="0"/>
+                <w:sz w:val="24"/>
+              </w:rPr>
+              <w:t xml:space="preserve">【教学组织】【知识凝练与教学反思】</w:t>
+            </w:r>
+          </w:p>
+          <w:p>
+            <w:pPr>
+              <w:widowControl/>
+              <w:spacing w:line="400" w:lineRule="exact"/>
+              <w:jc w:val="left"/>
+              <w:rPr>
+                <w:rFonts w:ascii="FangSong_GB2312" w:eastAsia="FangSong_GB2312" w:hAnsi="FangSong_GB2312" w:cs="FangSong_GB2312"/>
+                <w:color w:val="000000"/>
+                <w:kern w:val="0"/>
+                <w:sz w:val="24"/>
+              </w:rPr>
+            </w:pPr>
+            <w:r>
+              <w:rPr>
+                <w:rFonts w:ascii="FangSong_GB2312" w:eastAsia="FangSong_GB2312" w:hAnsi="FangSong_GB2312" w:cs="FangSong_GB2312" w:hint="eastAsia"/>
+                <w:color w:val="000000"/>
+                <w:kern w:val="0"/>
+                <w:sz w:val="24"/>
+              </w:rPr>
+              <w:t xml:space="preserve">1. 归纳梳理：总结导演式叙事节奏控制方法，预告项目整合</w:t>
+            </w:r>
+          </w:p>
+          <w:p>
+            <w:pPr>
+              <w:widowControl/>
+              <w:spacing w:line="400" w:lineRule="exact"/>
+              <w:jc w:val="left"/>
+              <w:rPr>
+                <w:rFonts w:ascii="FangSong_GB2312" w:eastAsia="FangSong_GB2312" w:hAnsi="FangSong_GB2312" w:cs="FangSong_GB2312"/>
+                <w:color w:val="000000"/>
+                <w:kern w:val="0"/>
+                <w:sz w:val="24"/>
+              </w:rPr>
+            </w:pPr>
+            <w:r>
+              <w:rPr>
+                <w:rFonts w:ascii="FangSong_GB2312" w:eastAsia="FangSong_GB2312" w:hAnsi="FangSong_GB2312" w:cs="FangSong_GB2312" w:hint="eastAsia"/>
+                <w:color w:val="000000"/>
+                <w:kern w:val="0"/>
+                <w:sz w:val="24"/>
+              </w:rPr>
+              <w:t xml:space="preserve">2. 强化记忆：系统性总结本节课核心知识点与技能框架。</w:t>
+            </w:r>
+          </w:p>
+          <w:p>
+            <w:pPr>
+              <w:widowControl/>
+              <w:spacing w:line="400" w:lineRule="exact"/>
+              <w:jc w:val="left"/>
+              <w:rPr>
+                <w:rFonts w:ascii="FangSong_GB2312" w:eastAsia="FangSong_GB2312" w:hAnsi="FangSong_GB2312" w:cs="FangSong_GB2312"/>
+                <w:color w:val="000000"/>
+                <w:kern w:val="0"/>
+                <w:sz w:val="24"/>
+              </w:rPr>
+            </w:pPr>
+            <w:r>
+              <w:rPr>
+                <w:rFonts w:ascii="FangSong_GB2312" w:eastAsia="FangSong_GB2312" w:hAnsi="FangSong_GB2312" w:cs="FangSong_GB2312" w:hint="eastAsia"/>
+                <w:color w:val="000000"/>
+                <w:kern w:val="0"/>
+                <w:sz w:val="24"/>
+              </w:rPr>
+              <w:t xml:space="preserve">3. 布置课后延伸思考与预习任务。</w:t>
+            </w:r>
+          </w:p>
+          <w:p>
+            <w:pPr>
+              <w:widowControl/>
+              <w:spacing w:line="400" w:lineRule="exact"/>
+              <w:jc w:val="left"/>
+              <w:rPr>
+                <w:rFonts w:ascii="FangSong_GB2312" w:eastAsia="FangSong_GB2312" w:hAnsi="FangSong_GB2312" w:cs="FangSong_GB2312"/>
+                <w:color w:val="000000"/>
+                <w:kern w:val="0"/>
+                <w:sz w:val="24"/>
+              </w:rPr>
+            </w:pPr>
+            <w:r>
+              <w:rPr>
+                <w:rFonts w:ascii="FangSong_GB2312" w:eastAsia="FangSong_GB2312" w:hAnsi="FangSong_GB2312" w:cs="FangSong_GB2312" w:hint="eastAsia"/>
+                <w:color w:val="000000"/>
                 <w:kern w:val="0"/>
                 <w:sz w:val="24"/>
               </w:rPr>
@@ -1948,13 +2280,15 @@
               <w:jc w:val="left"/>
               <w:rPr>
                 <w:rFonts w:ascii="FangSong_GB2312" w:eastAsia="FangSong_GB2312" w:hAnsi="FangSong_GB2312" w:cs="FangSong_GB2312"/>
-                <w:kern w:val="0"/>
-                <w:sz w:val="24"/>
-              </w:rPr>
-            </w:pPr>
-            <w:r>
-              <w:rPr>
-                <w:rFonts w:ascii="FangSong_GB2312" w:eastAsia="FangSong_GB2312" w:hAnsi="FangSong_GB2312" w:cs="FangSong_GB2312" w:hint="eastAsia"/>
+                <w:color w:val="000000"/>
+                <w:kern w:val="0"/>
+                <w:sz w:val="24"/>
+              </w:rPr>
+            </w:pPr>
+            <w:r>
+              <w:rPr>
+                <w:rFonts w:ascii="FangSong_GB2312" w:eastAsia="FangSong_GB2312" w:hAnsi="FangSong_GB2312" w:cs="FangSong_GB2312" w:hint="eastAsia"/>
+                <w:color w:val="000000"/>
                 <w:kern w:val="0"/>
                 <w:sz w:val="24"/>
               </w:rPr>
@@ -2027,15 +2361,15 @@
               <w:rPr>
                 <w:rFonts w:ascii="FangSong_GB2312" w:eastAsia="FangSong_GB2312" w:hAnsi="FangSong_GB2312" w:cs="FangSong_GB2312"/>
                 <w:bCs/>
-                <w:color w:val="333333"/>
-                <w:kern w:val="0"/>
-                <w:sz w:val="24"/>
-              </w:rPr>
-            </w:pPr>
-            <w:r>
-              <w:rPr>
-                <w:rFonts w:ascii="FangSong_GB2312" w:eastAsia="FangSong_GB2312" w:hAnsi="FangSong_GB2312" w:cs="FangSong_GB2312" w:hint="eastAsia"/>
-                <w:color w:val="FF0000"/>
+                <w:color w:val="000000"/>
+                <w:kern w:val="0"/>
+                <w:sz w:val="24"/>
+              </w:rPr>
+            </w:pPr>
+            <w:r>
+              <w:rPr>
+                <w:rFonts w:ascii="FangSong_GB2312" w:eastAsia="FangSong_GB2312" w:hAnsi="FangSong_GB2312" w:cs="FangSong_GB2312" w:hint="eastAsia"/>
+                <w:color w:val="000000"/>
                 <w:kern w:val="0"/>
                 <w:sz w:val="24"/>
               </w:rPr>

--- a/信息可视化/Output/教案/教案_第6周_空间流动与事件叙事.docx
+++ b/信息可视化/Output/教案/教案_第6周_空间流动与事件叙事.docx
@@ -515,7 +515,7 @@
                 <w:kern w:val="0"/>
                 <w:sz w:val="24"/>
               </w:rPr>
-              <w:t xml:space="preserve">2. 能够通过自然语言建模，灵活驱动 D3 或 ECharts 等高级框架进行复杂交互叙事的生成。支撑课程能力目标（1），对应毕业要求4。</w:t>
+              <w:t xml:space="preserve">2. 能够通过自然语言概念驱动，灵活指挥 AI 引擎运用 D3.js 框架进行复杂交互叙事的生成与视觉定制。支撑课程能力目标（1），对应毕业要求4。</w:t>
             </w:r>
           </w:p>
           <w:p>
@@ -942,7 +942,31 @@
                 <w:kern w:val="0"/>
                 <w:sz w:val="24"/>
               </w:rPr>
-              <w:t xml:space="preserve">Munzner Ch11 操控视图</w:t>
+              <w:t xml:space="preserve">Munzner Ch10/Ch11/Ch12 颜色映射与其他通道；操控视图；分面为多视图</w:t>
+            </w:r>
+          </w:p>
+          <w:p>
+            <w:pPr>
+              <w:widowControl/>
+              <w:spacing w:before="40" w:after="40" w:line="400" w:lineRule="exact"/>
+              <w:ind w:leftChars="50" w:left="105" w:rightChars="50" w:right="105" w:firstLineChars="200" w:firstLine="480"/>
+              <w:rPr>
+                <w:rFonts w:ascii="FangSong" w:eastAsia="FangSong" w:hAnsi="FangSong" w:cs="FangSong_GB2312"/>
+                <w:bCs/>
+                <w:color w:val="333333"/>
+                <w:kern w:val="0"/>
+                <w:sz w:val="24"/>
+              </w:rPr>
+            </w:pPr>
+            <w:r>
+              <w:rPr>
+                <w:rFonts w:ascii="FangSong" w:eastAsia="FangSong" w:hAnsi="FangSong" w:cs="FangSong_GB2312" w:hint="eastAsia"/>
+                <w:bCs/>
+                <w:color w:val="333333"/>
+                <w:kern w:val="0"/>
+                <w:sz w:val="24"/>
+              </w:rPr>
+              <w:t xml:space="preserve">Scott Ch9/Ch10/Ch15 Updates, Transitions, and Motion；Interactivity；Exporting</w:t>
             </w:r>
           </w:p>
         </w:tc>
@@ -1982,7 +2006,7 @@
                 <w:kern w:val="0"/>
                 <w:sz w:val="24"/>
               </w:rPr>
-              <w:t xml:space="preserve">2. 核心任务目标：基于自选社会议题数据，完成一个 GSAP ScrollTrigger + ECharts/D3 的 Scrollytelling 单页面长卷，包含至少 4 个触发步骤。</w:t>
+              <w:t xml:space="preserve">2. 核心任务目标：基于自选社会议题数据，完成一个 GSAP ScrollTrigger + D3.js 的 Scrollytelling 单页面长卷，包含至少 4 个触发步骤。</w:t>
             </w:r>
           </w:p>
           <w:p>
@@ -2373,7 +2397,7 @@
                 <w:kern w:val="0"/>
                 <w:sz w:val="24"/>
               </w:rPr>
-              <w:t xml:space="preserve">基于自选社会议题数据，完成一个 GSAP ScrollTrigger + ECharts/D3 的 Scrollytelling 单页面长卷，包含至少 4 个触发步骤。</w:t>
+              <w:t xml:space="preserve">基于自选社会议题数据，完成一个 GSAP ScrollTrigger + D3.js 的 Scrollytelling 单页面长卷，包含至少 4 个触发步骤。</w:t>
             </w:r>
           </w:p>
         </w:tc>

--- a/信息可视化/Output/教案/教案_第6周_空间流动与事件叙事.docx
+++ b/信息可视化/Output/教案/教案_第6周_空间流动与事件叙事.docx
@@ -1268,7 +1268,7 @@
                 <w:kern w:val="0"/>
                 <w:sz w:val="24"/>
               </w:rPr>
-              <w:t xml:space="preserve">【教学组织】【上次课知识回顾】</w:t>
+              <w:t xml:space="preserve">教学组织上次课知识回顾</w:t>
             </w:r>
           </w:p>
           <w:p>
@@ -1328,47 +1328,47 @@
                 <w:kern w:val="0"/>
                 <w:sz w:val="24"/>
               </w:rPr>
-              <w:t xml:space="preserve">【教学方法】理论讲授、灾难案例赏析、分镜白板推演、全栈 Prompt 实操</w:t>
-            </w:r>
-          </w:p>
-          <w:p>
-            <w:pPr>
-              <w:widowControl/>
-              <w:spacing w:line="400" w:lineRule="exact"/>
-              <w:jc w:val="left"/>
-              <w:rPr>
-                <w:rFonts w:ascii="FangSong_GB2312" w:eastAsia="FangSong_GB2312" w:hAnsi="FangSong_GB2312" w:cs="FangSong_GB2312"/>
-                <w:kern w:val="0"/>
-                <w:sz w:val="24"/>
-              </w:rPr>
-            </w:pPr>
-            <w:r>
-              <w:rPr>
-                <w:rFonts w:ascii="FangSong_GB2312" w:eastAsia="FangSong_GB2312" w:hAnsi="FangSong_GB2312" w:cs="FangSong_GB2312" w:hint="eastAsia"/>
-                <w:kern w:val="0"/>
-                <w:sz w:val="24"/>
-              </w:rPr>
-              <w:t xml:space="preserve">【时间安排】约10分钟（0.2理论学时）</w:t>
-            </w:r>
-          </w:p>
-          <w:p>
-            <w:pPr>
-              <w:widowControl/>
-              <w:spacing w:line="400" w:lineRule="exact"/>
-              <w:jc w:val="left"/>
-              <w:rPr>
-                <w:rFonts w:ascii="FangSong_GB2312" w:eastAsia="FangSong_GB2312" w:hAnsi="FangSong_GB2312" w:cs="FangSong_GB2312"/>
-                <w:kern w:val="0"/>
-                <w:sz w:val="24"/>
-              </w:rPr>
-            </w:pPr>
-            <w:r>
-              <w:rPr>
-                <w:rFonts w:ascii="FangSong_GB2312" w:eastAsia="FangSong_GB2312" w:hAnsi="FangSong_GB2312" w:cs="FangSong_GB2312" w:hint="eastAsia"/>
-                <w:kern w:val="0"/>
-                <w:sz w:val="24"/>
-              </w:rPr>
-              <w:t xml:space="preserve">【课堂思考】</w:t>
+              <w:t xml:space="preserve">教学方法理论讲授、灾难案例赏析、分镜白板推演、全栈 Prompt 实操</w:t>
+            </w:r>
+          </w:p>
+          <w:p>
+            <w:pPr>
+              <w:widowControl/>
+              <w:spacing w:line="400" w:lineRule="exact"/>
+              <w:jc w:val="left"/>
+              <w:rPr>
+                <w:rFonts w:ascii="FangSong_GB2312" w:eastAsia="FangSong_GB2312" w:hAnsi="FangSong_GB2312" w:cs="FangSong_GB2312"/>
+                <w:kern w:val="0"/>
+                <w:sz w:val="24"/>
+              </w:rPr>
+            </w:pPr>
+            <w:r>
+              <w:rPr>
+                <w:rFonts w:ascii="FangSong_GB2312" w:eastAsia="FangSong_GB2312" w:hAnsi="FangSong_GB2312" w:cs="FangSong_GB2312" w:hint="eastAsia"/>
+                <w:kern w:val="0"/>
+                <w:sz w:val="24"/>
+              </w:rPr>
+              <w:t xml:space="preserve">时间安排约10分钟（0.2理论学时）</w:t>
+            </w:r>
+          </w:p>
+          <w:p>
+            <w:pPr>
+              <w:widowControl/>
+              <w:spacing w:line="400" w:lineRule="exact"/>
+              <w:jc w:val="left"/>
+              <w:rPr>
+                <w:rFonts w:ascii="FangSong_GB2312" w:eastAsia="FangSong_GB2312" w:hAnsi="FangSong_GB2312" w:cs="FangSong_GB2312"/>
+                <w:kern w:val="0"/>
+                <w:sz w:val="24"/>
+              </w:rPr>
+            </w:pPr>
+            <w:r>
+              <w:rPr>
+                <w:rFonts w:ascii="FangSong_GB2312" w:eastAsia="FangSong_GB2312" w:hAnsi="FangSong_GB2312" w:cs="FangSong_GB2312" w:hint="eastAsia"/>
+                <w:kern w:val="0"/>
+                <w:sz w:val="24"/>
+              </w:rPr>
+              <w:t xml:space="preserve">课堂思考</w:t>
             </w:r>
           </w:p>
         </w:tc>
@@ -1465,7 +1465,7 @@
                 <w:kern w:val="0"/>
                 <w:sz w:val="24"/>
               </w:rPr>
-              <w:t xml:space="preserve">【教学组织】【课程情境导入】</w:t>
+              <w:t xml:space="preserve">教学组织课程情境导入</w:t>
             </w:r>
           </w:p>
           <w:p>
@@ -1545,47 +1545,47 @@
                 <w:kern w:val="0"/>
                 <w:sz w:val="24"/>
               </w:rPr>
-              <w:t xml:space="preserve">【教学方法】理论讲授、灾难案例赏析、分镜白板推演、全栈 Prompt 实操</w:t>
-            </w:r>
-          </w:p>
-          <w:p>
-            <w:pPr>
-              <w:widowControl/>
-              <w:spacing w:line="400" w:lineRule="exact"/>
-              <w:jc w:val="left"/>
-              <w:rPr>
-                <w:rFonts w:ascii="FangSong_GB2312" w:eastAsia="FangSong_GB2312" w:hAnsi="FangSong_GB2312" w:cs="FangSong_GB2312"/>
-                <w:kern w:val="0"/>
-                <w:sz w:val="24"/>
-              </w:rPr>
-            </w:pPr>
-            <w:r>
-              <w:rPr>
-                <w:rFonts w:ascii="FangSong_GB2312" w:eastAsia="FangSong_GB2312" w:hAnsi="FangSong_GB2312" w:cs="FangSong_GB2312" w:hint="eastAsia"/>
-                <w:kern w:val="0"/>
-                <w:sz w:val="24"/>
-              </w:rPr>
-              <w:t xml:space="preserve">【时间安排】约15分钟（0.3理论学时）</w:t>
-            </w:r>
-          </w:p>
-          <w:p>
-            <w:pPr>
-              <w:widowControl/>
-              <w:spacing w:line="400" w:lineRule="exact"/>
-              <w:jc w:val="left"/>
-              <w:rPr>
-                <w:rFonts w:ascii="FangSong_GB2312" w:eastAsia="FangSong_GB2312" w:hAnsi="FangSong_GB2312" w:cs="FangSong_GB2312"/>
-                <w:kern w:val="0"/>
-                <w:sz w:val="24"/>
-              </w:rPr>
-            </w:pPr>
-            <w:r>
-              <w:rPr>
-                <w:rFonts w:ascii="FangSong_GB2312" w:eastAsia="FangSong_GB2312" w:hAnsi="FangSong_GB2312" w:cs="FangSong_GB2312" w:hint="eastAsia"/>
-                <w:kern w:val="0"/>
-                <w:sz w:val="24"/>
-              </w:rPr>
-              <w:t xml:space="preserve">【课堂思考】</w:t>
+              <w:t xml:space="preserve">教学方法理论讲授、灾难案例赏析、分镜白板推演、全栈 Prompt 实操</w:t>
+            </w:r>
+          </w:p>
+          <w:p>
+            <w:pPr>
+              <w:widowControl/>
+              <w:spacing w:line="400" w:lineRule="exact"/>
+              <w:jc w:val="left"/>
+              <w:rPr>
+                <w:rFonts w:ascii="FangSong_GB2312" w:eastAsia="FangSong_GB2312" w:hAnsi="FangSong_GB2312" w:cs="FangSong_GB2312"/>
+                <w:kern w:val="0"/>
+                <w:sz w:val="24"/>
+              </w:rPr>
+            </w:pPr>
+            <w:r>
+              <w:rPr>
+                <w:rFonts w:ascii="FangSong_GB2312" w:eastAsia="FangSong_GB2312" w:hAnsi="FangSong_GB2312" w:cs="FangSong_GB2312" w:hint="eastAsia"/>
+                <w:kern w:val="0"/>
+                <w:sz w:val="24"/>
+              </w:rPr>
+              <w:t xml:space="preserve">时间安排约15分钟（0.3理论学时）</w:t>
+            </w:r>
+          </w:p>
+          <w:p>
+            <w:pPr>
+              <w:widowControl/>
+              <w:spacing w:line="400" w:lineRule="exact"/>
+              <w:jc w:val="left"/>
+              <w:rPr>
+                <w:rFonts w:ascii="FangSong_GB2312" w:eastAsia="FangSong_GB2312" w:hAnsi="FangSong_GB2312" w:cs="FangSong_GB2312"/>
+                <w:kern w:val="0"/>
+                <w:sz w:val="24"/>
+              </w:rPr>
+            </w:pPr>
+            <w:r>
+              <w:rPr>
+                <w:rFonts w:ascii="FangSong_GB2312" w:eastAsia="FangSong_GB2312" w:hAnsi="FangSong_GB2312" w:cs="FangSong_GB2312" w:hint="eastAsia"/>
+                <w:kern w:val="0"/>
+                <w:sz w:val="24"/>
+              </w:rPr>
+              <w:t xml:space="preserve">课堂思考</w:t>
             </w:r>
           </w:p>
         </w:tc>
@@ -1689,7 +1689,7 @@
                 <w:kern w:val="0"/>
                 <w:sz w:val="24"/>
               </w:rPr>
-              <w:t xml:space="preserve">【教学组织】【核心理论与技能解析】</w:t>
+              <w:t xml:space="preserve">教学组织核心理论与技能解析</w:t>
             </w:r>
           </w:p>
           <w:p>
@@ -1789,67 +1789,67 @@
                 <w:kern w:val="0"/>
                 <w:sz w:val="24"/>
               </w:rPr>
-              <w:t xml:space="preserve">【教学方法】理论讲授、灾难案例赏析、分镜白板推演、全栈 Prompt 实操</w:t>
-            </w:r>
-          </w:p>
-          <w:p>
-            <w:pPr>
-              <w:widowControl/>
-              <w:spacing w:line="400" w:lineRule="exact"/>
-              <w:jc w:val="left"/>
-              <w:rPr>
-                <w:rFonts w:ascii="FangSong_GB2312" w:eastAsia="FangSong_GB2312" w:hAnsi="FangSong_GB2312" w:cs="FangSong_GB2312"/>
-                <w:kern w:val="0"/>
-                <w:sz w:val="24"/>
-              </w:rPr>
-            </w:pPr>
-            <w:r>
-              <w:rPr>
-                <w:rFonts w:ascii="FangSong_GB2312" w:eastAsia="FangSong_GB2312" w:hAnsi="FangSong_GB2312" w:cs="FangSong_GB2312" w:hint="eastAsia"/>
-                <w:kern w:val="0"/>
-                <w:sz w:val="24"/>
-              </w:rPr>
-              <w:t xml:space="preserve">【时间安排】约65分钟（1.5理论学时）</w:t>
-            </w:r>
-          </w:p>
-          <w:p>
-            <w:pPr>
-              <w:widowControl/>
-              <w:spacing w:line="400" w:lineRule="exact"/>
-              <w:jc w:val="left"/>
-              <w:rPr>
-                <w:rFonts w:ascii="FangSong_GB2312" w:eastAsia="FangSong_GB2312" w:hAnsi="FangSong_GB2312" w:cs="FangSong_GB2312"/>
-                <w:kern w:val="0"/>
-                <w:sz w:val="24"/>
-              </w:rPr>
-            </w:pPr>
-            <w:r>
-              <w:rPr>
-                <w:rFonts w:ascii="FangSong_GB2312" w:eastAsia="FangSong_GB2312" w:hAnsi="FangSong_GB2312" w:cs="FangSong_GB2312" w:hint="eastAsia"/>
-                <w:kern w:val="0"/>
-                <w:sz w:val="24"/>
-              </w:rPr>
-              <w:t xml:space="preserve">【课堂思考】</w:t>
-            </w:r>
-          </w:p>
-          <w:p>
-            <w:pPr>
-              <w:widowControl/>
-              <w:spacing w:line="400" w:lineRule="exact"/>
-              <w:jc w:val="left"/>
-              <w:rPr>
-                <w:rFonts w:ascii="FangSong_GB2312" w:eastAsia="FangSong_GB2312" w:hAnsi="FangSong_GB2312" w:cs="FangSong_GB2312"/>
-                <w:kern w:val="0"/>
-                <w:sz w:val="24"/>
-              </w:rPr>
-            </w:pPr>
-            <w:r>
-              <w:rPr>
-                <w:rFonts w:ascii="FangSong_GB2312" w:eastAsia="FangSong_GB2312" w:hAnsi="FangSong_GB2312" w:cs="FangSong_GB2312" w:hint="eastAsia"/>
-                <w:kern w:val="0"/>
-                <w:sz w:val="24"/>
-              </w:rPr>
-              <w:t xml:space="preserve">【课程思政融入点】以中国数据新闻（如澎湃新闻）为例，展示本土交互叙事创新</w:t>
+              <w:t xml:space="preserve">教学方法理论讲授、灾难案例赏析、分镜白板推演、全栈 Prompt 实操</w:t>
+            </w:r>
+          </w:p>
+          <w:p>
+            <w:pPr>
+              <w:widowControl/>
+              <w:spacing w:line="400" w:lineRule="exact"/>
+              <w:jc w:val="left"/>
+              <w:rPr>
+                <w:rFonts w:ascii="FangSong_GB2312" w:eastAsia="FangSong_GB2312" w:hAnsi="FangSong_GB2312" w:cs="FangSong_GB2312"/>
+                <w:kern w:val="0"/>
+                <w:sz w:val="24"/>
+              </w:rPr>
+            </w:pPr>
+            <w:r>
+              <w:rPr>
+                <w:rFonts w:ascii="FangSong_GB2312" w:eastAsia="FangSong_GB2312" w:hAnsi="FangSong_GB2312" w:cs="FangSong_GB2312" w:hint="eastAsia"/>
+                <w:kern w:val="0"/>
+                <w:sz w:val="24"/>
+              </w:rPr>
+              <w:t xml:space="preserve">时间安排约65分钟（1.5理论学时）</w:t>
+            </w:r>
+          </w:p>
+          <w:p>
+            <w:pPr>
+              <w:widowControl/>
+              <w:spacing w:line="400" w:lineRule="exact"/>
+              <w:jc w:val="left"/>
+              <w:rPr>
+                <w:rFonts w:ascii="FangSong_GB2312" w:eastAsia="FangSong_GB2312" w:hAnsi="FangSong_GB2312" w:cs="FangSong_GB2312"/>
+                <w:kern w:val="0"/>
+                <w:sz w:val="24"/>
+              </w:rPr>
+            </w:pPr>
+            <w:r>
+              <w:rPr>
+                <w:rFonts w:ascii="FangSong_GB2312" w:eastAsia="FangSong_GB2312" w:hAnsi="FangSong_GB2312" w:cs="FangSong_GB2312" w:hint="eastAsia"/>
+                <w:kern w:val="0"/>
+                <w:sz w:val="24"/>
+              </w:rPr>
+              <w:t xml:space="preserve">课堂思考</w:t>
+            </w:r>
+          </w:p>
+          <w:p>
+            <w:pPr>
+              <w:widowControl/>
+              <w:spacing w:line="400" w:lineRule="exact"/>
+              <w:jc w:val="left"/>
+              <w:rPr>
+                <w:rFonts w:ascii="FangSong_GB2312" w:eastAsia="FangSong_GB2312" w:hAnsi="FangSong_GB2312" w:cs="FangSong_GB2312"/>
+                <w:kern w:val="0"/>
+                <w:sz w:val="24"/>
+              </w:rPr>
+            </w:pPr>
+            <w:r>
+              <w:rPr>
+                <w:rFonts w:ascii="FangSong_GB2312" w:eastAsia="FangSong_GB2312" w:hAnsi="FangSong_GB2312" w:cs="FangSong_GB2312" w:hint="eastAsia"/>
+                <w:kern w:val="0"/>
+                <w:sz w:val="24"/>
+              </w:rPr>
+              <w:t xml:space="preserve">课程思政融入点以中国数据新闻（如澎湃新闻）为例，展示本土交互叙事创新</w:t>
             </w:r>
           </w:p>
         </w:tc>
@@ -1962,7 +1962,7 @@
                 <w:kern w:val="0"/>
                 <w:sz w:val="24"/>
               </w:rPr>
-              <w:t xml:space="preserve">【教学组织】【课堂实践与操作训练】</w:t>
+              <w:t xml:space="preserve">教学组织课堂实践与操作训练</w:t>
             </w:r>
           </w:p>
           <w:p>
@@ -2050,51 +2050,51 @@
                 <w:kern w:val="0"/>
                 <w:sz w:val="24"/>
               </w:rPr>
-              <w:t xml:space="preserve">【教学方法】理论讲授、灾难案例赏析、分镜白板推演、全栈 Prompt 实操</w:t>
-            </w:r>
-          </w:p>
-          <w:p>
-            <w:pPr>
-              <w:widowControl/>
-              <w:spacing w:line="400" w:lineRule="exact"/>
-              <w:jc w:val="left"/>
-              <w:rPr>
-                <w:rFonts w:ascii="FangSong_GB2312" w:eastAsia="FangSong_GB2312" w:hAnsi="FangSong_GB2312" w:cs="FangSong_GB2312"/>
-                <w:color w:val="000000"/>
-                <w:kern w:val="0"/>
-                <w:sz w:val="24"/>
-              </w:rPr>
-            </w:pPr>
-            <w:r>
-              <w:rPr>
-                <w:rFonts w:ascii="FangSong_GB2312" w:eastAsia="FangSong_GB2312" w:hAnsi="FangSong_GB2312" w:cs="FangSong_GB2312" w:hint="eastAsia"/>
-                <w:color w:val="000000"/>
-                <w:kern w:val="0"/>
-                <w:sz w:val="24"/>
-              </w:rPr>
-              <w:t xml:space="preserve">【时间安排】约120分钟（2.7实践学时）</w:t>
-            </w:r>
-          </w:p>
-          <w:p>
-            <w:pPr>
-              <w:widowControl/>
-              <w:spacing w:line="400" w:lineRule="exact"/>
-              <w:jc w:val="left"/>
-              <w:rPr>
-                <w:rFonts w:ascii="FangSong_GB2312" w:eastAsia="FangSong_GB2312" w:hAnsi="FangSong_GB2312" w:cs="FangSong_GB2312"/>
-                <w:color w:val="000000"/>
-                <w:kern w:val="0"/>
-                <w:sz w:val="24"/>
-              </w:rPr>
-            </w:pPr>
-            <w:r>
-              <w:rPr>
-                <w:rFonts w:ascii="FangSong_GB2312" w:eastAsia="FangSong_GB2312" w:hAnsi="FangSong_GB2312" w:cs="FangSong_GB2312" w:hint="eastAsia"/>
-                <w:color w:val="000000"/>
-                <w:kern w:val="0"/>
-                <w:sz w:val="24"/>
-              </w:rPr>
-              <w:t xml:space="preserve">【课堂思考】</w:t>
+              <w:t xml:space="preserve">教学方法理论讲授、灾难案例赏析、分镜白板推演、全栈 Prompt 实操</w:t>
+            </w:r>
+          </w:p>
+          <w:p>
+            <w:pPr>
+              <w:widowControl/>
+              <w:spacing w:line="400" w:lineRule="exact"/>
+              <w:jc w:val="left"/>
+              <w:rPr>
+                <w:rFonts w:ascii="FangSong_GB2312" w:eastAsia="FangSong_GB2312" w:hAnsi="FangSong_GB2312" w:cs="FangSong_GB2312"/>
+                <w:color w:val="000000"/>
+                <w:kern w:val="0"/>
+                <w:sz w:val="24"/>
+              </w:rPr>
+            </w:pPr>
+            <w:r>
+              <w:rPr>
+                <w:rFonts w:ascii="FangSong_GB2312" w:eastAsia="FangSong_GB2312" w:hAnsi="FangSong_GB2312" w:cs="FangSong_GB2312" w:hint="eastAsia"/>
+                <w:color w:val="000000"/>
+                <w:kern w:val="0"/>
+                <w:sz w:val="24"/>
+              </w:rPr>
+              <w:t xml:space="preserve">时间安排约120分钟（2.7实践学时）</w:t>
+            </w:r>
+          </w:p>
+          <w:p>
+            <w:pPr>
+              <w:widowControl/>
+              <w:spacing w:line="400" w:lineRule="exact"/>
+              <w:jc w:val="left"/>
+              <w:rPr>
+                <w:rFonts w:ascii="FangSong_GB2312" w:eastAsia="FangSong_GB2312" w:hAnsi="FangSong_GB2312" w:cs="FangSong_GB2312"/>
+                <w:color w:val="000000"/>
+                <w:kern w:val="0"/>
+                <w:sz w:val="24"/>
+              </w:rPr>
+            </w:pPr>
+            <w:r>
+              <w:rPr>
+                <w:rFonts w:ascii="FangSong_GB2312" w:eastAsia="FangSong_GB2312" w:hAnsi="FangSong_GB2312" w:cs="FangSong_GB2312" w:hint="eastAsia"/>
+                <w:color w:val="000000"/>
+                <w:kern w:val="0"/>
+                <w:sz w:val="24"/>
+              </w:rPr>
+              <w:t xml:space="preserve">课堂思考</w:t>
             </w:r>
           </w:p>
         </w:tc>
@@ -2206,7 +2206,7 @@
                 <w:kern w:val="0"/>
                 <w:sz w:val="24"/>
               </w:rPr>
-              <w:t xml:space="preserve">【教学组织】【知识凝练与教学反思】</w:t>
+              <w:t xml:space="preserve">教学组织知识凝练与教学反思</w:t>
             </w:r>
           </w:p>
           <w:p>
@@ -2294,29 +2294,29 @@
                 <w:kern w:val="0"/>
                 <w:sz w:val="24"/>
               </w:rPr>
-              <w:t xml:space="preserve">【时间安排】约15分钟（0.3实践学时）</w:t>
-            </w:r>
-          </w:p>
-          <w:p>
-            <w:pPr>
-              <w:widowControl/>
-              <w:spacing w:line="400" w:lineRule="exact"/>
-              <w:jc w:val="left"/>
-              <w:rPr>
-                <w:rFonts w:ascii="FangSong_GB2312" w:eastAsia="FangSong_GB2312" w:hAnsi="FangSong_GB2312" w:cs="FangSong_GB2312"/>
-                <w:color w:val="000000"/>
-                <w:kern w:val="0"/>
-                <w:sz w:val="24"/>
-              </w:rPr>
-            </w:pPr>
-            <w:r>
-              <w:rPr>
-                <w:rFonts w:ascii="FangSong_GB2312" w:eastAsia="FangSong_GB2312" w:hAnsi="FangSong_GB2312" w:cs="FangSong_GB2312" w:hint="eastAsia"/>
-                <w:color w:val="000000"/>
-                <w:kern w:val="0"/>
-                <w:sz w:val="24"/>
-              </w:rPr>
-              <w:t xml:space="preserve">【课程回顾与反思】</w:t>
+              <w:t xml:space="preserve">时间安排约15分钟（0.3实践学时）</w:t>
+            </w:r>
+          </w:p>
+          <w:p>
+            <w:pPr>
+              <w:widowControl/>
+              <w:spacing w:line="400" w:lineRule="exact"/>
+              <w:jc w:val="left"/>
+              <w:rPr>
+                <w:rFonts w:ascii="FangSong_GB2312" w:eastAsia="FangSong_GB2312" w:hAnsi="FangSong_GB2312" w:cs="FangSong_GB2312"/>
+                <w:color w:val="000000"/>
+                <w:kern w:val="0"/>
+                <w:sz w:val="24"/>
+              </w:rPr>
+            </w:pPr>
+            <w:r>
+              <w:rPr>
+                <w:rFonts w:ascii="FangSong_GB2312" w:eastAsia="FangSong_GB2312" w:hAnsi="FangSong_GB2312" w:cs="FangSong_GB2312" w:hint="eastAsia"/>
+                <w:color w:val="000000"/>
+                <w:kern w:val="0"/>
+                <w:sz w:val="24"/>
+              </w:rPr>
+              <w:t xml:space="preserve">课程回顾与反思</w:t>
             </w:r>
           </w:p>
         </w:tc>
